--- a/face-recognition/docs/word/01-流程图与流程说明.docx
+++ b/face-recognition/docs/word/01-流程图与流程说明.docx
@@ -182,7 +182,7 @@
           <w:rFonts w:ascii="Times New Roman" w:hAnsi="Times New Roman" w:eastAsia="宋体"/>
           <w:sz w:val="21"/>
         </w:rPr>
-        <w:t>取值来自本组在自建数据集上的标定实验（见《05-测试报告》）。</w:t>
+        <w:t>取值来自本组在自建数据集上的标定实验（见《06-测试报告》）。</w:t>
       </w:r>
     </w:p>
     <w:tbl>
